--- a/Docs/Localization/LocalizationGuide.docx
+++ b/Docs/Localization/LocalizationGuide.docx
@@ -85,7 +85,7 @@
     </w:p>
     <w:p>
       <w:r>
-        <w:t>Страница загрузки тоже переведена. Пока SDK ещё не ответил, она показывает английский текст; после ответа — язык платформы. Ручной переключатель языка в меню не добавлен.</w:t>
+        <w:t>Страница загрузки тоже переведена. Пока SDK ещё не ответил, она показывает английский текст; после ответа — язык платформы. В главном меню откройте Настройки и выберите Русский, English или Türkçe. Выбор применяется сразу и сохраняется в PlayerPrefs под ключом settings.language. Он имеет приоритет над автоматическим определением при следующих запусках. Пункт «Автоматически — язык платформы» удаляет ручной выбор и возвращает язык SDK; в редакторе — язык системы.</w:t>
       </w:r>
     </w:p>
     <w:p>
@@ -422,7 +422,7 @@
     </w:tbl>
     <w:p>
       <w:r>
-        <w:t xml:space="preserve">В исходнике 217 ключей, для каждого заполнены поля </w:t>
+        <w:t xml:space="preserve">В исходнике 220 ключей, для каждого заполнены поля </w:t>
       </w:r>
       <w:r>
         <w:rPr>
@@ -848,7 +848,7 @@
     </w:p>
     <w:p>
       <w:r>
-        <w:t>Не добавляйте статичный Localize String Event к подписи, которую меняет presenter или view: отложенное событие может перезаписать актуальную цену, название или количество. Такие подписи уже получают переводы через L10n и локализованные свойства конфигов.</w:t>
+        <w:t>Не добавляйте статичный Localize String Event к подписи, которую меняет presenter или view: отложенное событие может перезаписать актуальную цену, название или количество. Такие подписи уже получают переводы через L10n и локализованные свойства конфигов. Если новая динамическая панель остаётся открытой при смене языка, подпишитесь на L10n.LanguageChanged и заново заполните её тексты; при уничтожении панели отпишитесь от события. В главном меню это уже настроено.</w:t>
       </w:r>
     </w:p>
     <w:p>
@@ -861,12 +861,12 @@
     </w:p>
     <w:p>
       <w:r>
-        <w:t>Свойства DisplayName и Description у используемых конфигов и записей UnitClassHudCatalog проходят через L10n.Text. Сериализованные названия, идентификаторы, ссылки на каталоги и значения баланса этой задачей не менялись.</w:t>
+        <w:t>Свойства DisplayName и Description у конфигов зданий, предметов, формаций, контрактов, улучшений, способностей и благословлений проходят через L10n.Text. Названия и описания классов юнитов берутся из UnitClassHudCatalog, где эти свойства тоже локализованы. В UnitConfig находятся характеристики и ID, а полей названия и описания нет. Сериализованные названия, идентификаторы, ссылки на каталоги и значения баланса этой задачей не менялись.</w:t>
       </w:r>
     </w:p>
     <w:p>
       <w:r>
-        <w:t xml:space="preserve">Для нового юнита, здания, предмета, формации, контракта или благословления добавьте две записи в JSON: для названия и описания. В полях Display Name и Description конфига можно указать эти ключи, например </w:t>
+        <w:t xml:space="preserve">Для нового здания, предмета, формации, контракта или благословления добавьте две записи в JSON: для названия и описания. В полях Display Name и Description конфига можно указать эти ключи, например </w:t>
       </w:r>
       <w:r>
         <w:rPr>
@@ -891,7 +891,7 @@
     </w:p>
     <w:p>
       <w:r>
-        <w:t>В UnitClassHudCatalog отдельно переводятся подписи и описания для карточек класса и отряда. Если новый код выводит строку напрямую из нового поля, сам по себе JSON её не заменит: добавьте L10n.Text в место чтения или подключите Localize String Event.</w:t>
+        <w:t>Для нового юнита заполните Display Name и Description соответствующей записи в UnitClassHudCatalog, который сейчас хранится в Assets/Configs/UI/HealthView.asset, и добавьте эти ключи или исходные фразы в JSON. Это подписи и описания для карточек класса и отряда. Если новый код выводит строку напрямую из нового поля, сам по себе JSON её не заменит: добавьте L10n.Text в место чтения или подключите Localize String Event.</w:t>
       </w:r>
     </w:p>
     <w:p>
@@ -1066,7 +1066,7 @@
         <w:t>Window → Asset Management → Localization Scene Controls</w:t>
       </w:r>
       <w:r>
-        <w:t>. Выбирайте Russian, English и Turkish. Динамические тексты проверяйте в запущенной игре начиная со сцены Bootstrap; запуск отдельной Arena в редакторе пропускает начальную загрузку локализации.</w:t>
+        <w:t>. Выбирайте Russian, English и Turkish. Динамические тексты проверяйте в запущенной игре через Bootstrap или прямо со сцены Menu. Меню также загружает таблицы и позволяет переключать языки без перезапуска. Запуск отдельной Arena или Base в редакторе пропускает начальную загрузку: для полной проверки входите в них через меню.</w:t>
       </w:r>
     </w:p>
     <w:p>
